--- a/docs/BOTAS_Vardiya_Cizelgeleme_Backlog.docx
+++ b/docs/BOTAS_Vardiya_Cizelgeleme_Backlog.docx
@@ -2660,6 +2660,108 @@
           </w:p>
         </w:tc>
       </w:tr>
+      <w:tr>
+        <w:tc>
+          <w:tcPr>
+            <w:tcW w:type="dxa" w:w="900"/>
+            <w:tcMar>
+              <w:top w:type="dxa" w:w="70"/>
+              <w:left w:type="dxa" w:w="110"/>
+              <w:bottom w:type="dxa" w:w="70"/>
+              <w:right w:type="dxa" w:w="110"/>
+            </w:tcMar>
+          </w:tcPr>
+          <w:p>
+            <w:pPr>
+              <w:spacing w:after="0" w:line="250"/>
+            </w:pPr>
+            <w:r>
+              <w:rPr>
+                <w:b w:val="false"/>
+                <w:bCs w:val="false"/>
+                <w:sz w:val="19"/>
+                <w:szCs w:val="19"/>
+              </w:rPr>
+              <w:t xml:space="preserve">B-14</w:t>
+            </w:r>
+          </w:p>
+        </w:tc>
+        <w:tc>
+          <w:tcPr>
+            <w:tcW w:type="dxa" w:w="4000"/>
+            <w:tcMar>
+              <w:top w:type="dxa" w:w="70"/>
+              <w:left w:type="dxa" w:w="110"/>
+              <w:bottom w:type="dxa" w:w="70"/>
+              <w:right w:type="dxa" w:w="110"/>
+            </w:tcMar>
+          </w:tcPr>
+          <w:p>
+            <w:pPr>
+              <w:spacing w:after="0" w:line="250"/>
+            </w:pPr>
+            <w:r>
+              <w:rPr>
+                <w:b w:val="false"/>
+                <w:bCs w:val="false"/>
+                <w:sz w:val="19"/>
+                <w:szCs w:val="19"/>
+              </w:rPr>
+              <w:t xml:space="preserve">Ön kontrole beşinci bir kontrol: yetkinlik başına kayan haftalık pencere kapasitesi. Mevcut dört kontrol (SDD 5.2) dönem geneli veya gün bazında bakar; küçük bir yetkinlik havuzunun belirli bir haftada (örneğin eş zamanlı izin nedeniyle) yetersiz kalması, dönemin geri kalanındaki serbestlikle sayısal olarak örtülüp yakalanamayabilir. Sprint 2 Gün 7'de gerçek demo senaryosuyla gözlemlendi.</w:t>
+            </w:r>
+          </w:p>
+        </w:tc>
+        <w:tc>
+          <w:tcPr>
+            <w:tcW w:type="dxa" w:w="2200"/>
+            <w:tcMar>
+              <w:top w:type="dxa" w:w="70"/>
+              <w:left w:type="dxa" w:w="110"/>
+              <w:bottom w:type="dxa" w:w="70"/>
+              <w:right w:type="dxa" w:w="110"/>
+            </w:tcMar>
+          </w:tcPr>
+          <w:p>
+            <w:pPr>
+              <w:spacing w:after="0" w:line="250"/>
+            </w:pPr>
+            <w:r>
+              <w:rPr>
+                <w:b w:val="false"/>
+                <w:bCs w:val="false"/>
+                <w:sz w:val="19"/>
+                <w:szCs w:val="19"/>
+              </w:rPr>
+              <w:t xml:space="preserve">Ön kontrolün kaçırdığı bir açık, çözücü çalıştırılmadan önce sık tekrar ediyorsa</w:t>
+            </w:r>
+          </w:p>
+        </w:tc>
+        <w:tc>
+          <w:tcPr>
+            <w:tcW w:type="dxa" w:w="1900"/>
+            <w:tcMar>
+              <w:top w:type="dxa" w:w="70"/>
+              <w:left w:type="dxa" w:w="110"/>
+              <w:bottom w:type="dxa" w:w="70"/>
+              <w:right w:type="dxa" w:w="110"/>
+            </w:tcMar>
+          </w:tcPr>
+          <w:p>
+            <w:pPr>
+              <w:spacing w:after="0" w:line="250"/>
+            </w:pPr>
+            <w:r>
+              <w:rPr>
+                <w:b w:val="false"/>
+                <w:bCs w:val="false"/>
+                <w:sz w:val="19"/>
+                <w:szCs w:val="19"/>
+              </w:rPr>
+              <w:t xml:space="preserve">Orta / Orta</w:t>
+            </w:r>
+          </w:p>
+        </w:tc>
+      </w:tr>
     </w:tbl>
     <w:p>
       <w:pPr>
@@ -4014,6 +4116,160 @@
                 <w:szCs w:val="19"/>
               </w:rPr>
               <w:t xml:space="preserve">Gerçek kullanımda çoğu personelin döndüğü, bir bölümünün sabit vardiyada çalıştığı karma düzen yaygındır; tek anahtar bunu ifade edemez</w:t>
+            </w:r>
+          </w:p>
+        </w:tc>
+      </w:tr>
+      <w:tr>
+        <w:tc>
+          <w:tcPr>
+            <w:tcW w:type="dxa" w:w="1200"/>
+            <w:tcMar>
+              <w:top w:type="dxa" w:w="70"/>
+              <w:left w:type="dxa" w:w="110"/>
+              <w:bottom w:type="dxa" w:w="70"/>
+              <w:right w:type="dxa" w:w="110"/>
+            </w:tcMar>
+          </w:tcPr>
+          <w:p>
+            <w:pPr>
+              <w:spacing w:after="0" w:line="250"/>
+            </w:pPr>
+            <w:r>
+              <w:rPr>
+                <w:b w:val="false"/>
+                <w:bCs w:val="false"/>
+                <w:sz w:val="19"/>
+                <w:szCs w:val="19"/>
+              </w:rPr>
+              <w:t xml:space="preserve">06.08.2026</w:t>
+            </w:r>
+          </w:p>
+        </w:tc>
+        <w:tc>
+          <w:tcPr>
+            <w:tcW w:type="dxa" w:w="3300"/>
+            <w:tcMar>
+              <w:top w:type="dxa" w:w="70"/>
+              <w:left w:type="dxa" w:w="110"/>
+              <w:bottom w:type="dxa" w:w="70"/>
+              <w:right w:type="dxa" w:w="110"/>
+            </w:tcMar>
+          </w:tcPr>
+          <w:p>
+            <w:pPr>
+              <w:spacing w:after="0" w:line="250"/>
+            </w:pPr>
+            <w:r>
+              <w:rPr>
+                <w:b w:val="false"/>
+                <w:bCs w:val="false"/>
+                <w:sz w:val="19"/>
+                <w:szCs w:val="19"/>
+              </w:rPr>
+              <w:t xml:space="preserve">S6, S6 (vardiya deseni tutarlılığı, ağırlık 10) ve S6b (bina tutarlılığı, ağırlık 6) olarak ikiye bölündü</w:t>
+            </w:r>
+          </w:p>
+        </w:tc>
+        <w:tc>
+          <w:tcPr>
+            <w:tcW w:type="dxa" w:w="4500"/>
+            <w:tcMar>
+              <w:top w:type="dxa" w:w="70"/>
+              <w:left w:type="dxa" w:w="110"/>
+              <w:bottom w:type="dxa" w:w="70"/>
+              <w:right w:type="dxa" w:w="110"/>
+            </w:tcMar>
+          </w:tcPr>
+          <w:p>
+            <w:pPr>
+              <w:spacing w:after="0" w:line="250"/>
+            </w:pPr>
+            <w:r>
+              <w:rPr>
+                <w:b w:val="false"/>
+                <w:bCs w:val="false"/>
+                <w:sz w:val="19"/>
+                <w:szCs w:val="19"/>
+              </w:rPr>
+              <w:t xml:space="preserve">SRS formülü w6 ve w6b olmak üzere iki ayrı ağırlık kullanıyordu; kural tablosunda kural başına tek ağırlık sütunu var, iki ayrı kayıt şemaya dokunmadan çözer</w:t>
+            </w:r>
+          </w:p>
+        </w:tc>
+      </w:tr>
+      <w:tr>
+        <w:tc>
+          <w:tcPr>
+            <w:tcW w:type="dxa" w:w="1200"/>
+            <w:tcMar>
+              <w:top w:type="dxa" w:w="70"/>
+              <w:left w:type="dxa" w:w="110"/>
+              <w:bottom w:type="dxa" w:w="70"/>
+              <w:right w:type="dxa" w:w="110"/>
+            </w:tcMar>
+          </w:tcPr>
+          <w:p>
+            <w:pPr>
+              <w:spacing w:after="0" w:line="250"/>
+            </w:pPr>
+            <w:r>
+              <w:rPr>
+                <w:b w:val="false"/>
+                <w:bCs w:val="false"/>
+                <w:sz w:val="19"/>
+                <w:szCs w:val="19"/>
+              </w:rPr>
+              <w:t xml:space="preserve">06.08.2026</w:t>
+            </w:r>
+          </w:p>
+        </w:tc>
+        <w:tc>
+          <w:tcPr>
+            <w:tcW w:type="dxa" w:w="3300"/>
+            <w:tcMar>
+              <w:top w:type="dxa" w:w="70"/>
+              <w:left w:type="dxa" w:w="110"/>
+              <w:bottom w:type="dxa" w:w="70"/>
+              <w:right w:type="dxa" w:w="110"/>
+            </w:tcMar>
+          </w:tcPr>
+          <w:p>
+            <w:pPr>
+              <w:spacing w:after="0" w:line="250"/>
+            </w:pPr>
+            <w:r>
+              <w:rPr>
+                <w:b w:val="false"/>
+                <w:bCs w:val="false"/>
+                <w:sz w:val="19"/>
+                <w:szCs w:val="19"/>
+              </w:rPr>
+              <w:t xml:space="preserve">SDD 5.2 Kontrol 2 (yetkinlik havuzu) sözde kodu bireysel izni hesaba katacak şekilde düzeltildi</w:t>
+            </w:r>
+          </w:p>
+        </w:tc>
+        <w:tc>
+          <w:tcPr>
+            <w:tcW w:type="dxa" w:w="4500"/>
+            <w:tcMar>
+              <w:top w:type="dxa" w:w="70"/>
+              <w:left w:type="dxa" w:w="110"/>
+              <w:bottom w:type="dxa" w:w="70"/>
+              <w:right w:type="dxa" w:w="110"/>
+            </w:tcMar>
+          </w:tcPr>
+          <w:p>
+            <w:pPr>
+              <w:spacing w:after="0" w:line="250"/>
+            </w:pPr>
+            <w:r>
+              <w:rPr>
+                <w:b w:val="false"/>
+                <w:bCs w:val="false"/>
+                <w:sz w:val="19"/>
+                <w:szCs w:val="19"/>
+              </w:rPr>
+              <w:t xml:space="preserve">Orijinal sözde kod Kontrol 1'in aksine musait_gun'u hiç çıkarmıyordu; gerçek demo senaryosuyla test edilirken fark edildi. Düzeltme bile bu senaryodaki zaman-pencereli (haftalık) açığı yakalamıyor — bkz. B-14 ve SDD 5.2'deki yeni sınır açıklaması</w:t>
             </w:r>
           </w:p>
         </w:tc>

--- a/docs/BOTAS_Vardiya_Cizelgeleme_Backlog.docx
+++ b/docs/BOTAS_Vardiya_Cizelgeleme_Backlog.docx
@@ -4270,6 +4270,160 @@
                 <w:szCs w:val="19"/>
               </w:rPr>
               <w:t xml:space="preserve">Orijinal sözde kod Kontrol 1'in aksine musait_gun'u hiç çıkarmıyordu; gerçek demo senaryosuyla test edilirken fark edildi. Düzeltme bile bu senaryodaki zaman-pencereli (haftalık) açığı yakalamıyor — bkz. B-14 ve SDD 5.2'deki yeni sınır açıklaması</w:t>
+            </w:r>
+          </w:p>
+        </w:tc>
+      </w:tr>
+      <w:tr>
+        <w:tc>
+          <w:tcPr>
+            <w:tcW w:type="dxa" w:w="1200"/>
+            <w:tcMar>
+              <w:top w:type="dxa" w:w="70"/>
+              <w:left w:type="dxa" w:w="110"/>
+              <w:bottom w:type="dxa" w:w="70"/>
+              <w:right w:type="dxa" w:w="110"/>
+            </w:tcMar>
+          </w:tcPr>
+          <w:p>
+            <w:pPr>
+              <w:spacing w:after="0" w:line="250"/>
+            </w:pPr>
+            <w:r>
+              <w:rPr>
+                <w:b w:val="false"/>
+                <w:bCs w:val="false"/>
+                <w:sz w:val="19"/>
+                <w:szCs w:val="19"/>
+              </w:rPr>
+              <w:t xml:space="preserve">07.08.2026</w:t>
+            </w:r>
+          </w:p>
+        </w:tc>
+        <w:tc>
+          <w:tcPr>
+            <w:tcW w:type="dxa" w:w="3300"/>
+            <w:tcMar>
+              <w:top w:type="dxa" w:w="70"/>
+              <w:left w:type="dxa" w:w="110"/>
+              <w:bottom w:type="dxa" w:w="70"/>
+              <w:right w:type="dxa" w:w="110"/>
+            </w:tcMar>
+          </w:tcPr>
+          <w:p>
+            <w:pPr>
+              <w:spacing w:after="0" w:line="250"/>
+            </w:pPr>
+            <w:r>
+              <w:rPr>
+                <w:b w:val="false"/>
+                <w:bCs w:val="false"/>
+                <w:sz w:val="19"/>
+                <w:szCs w:val="19"/>
+              </w:rPr>
+              <w:t xml:space="preserve">Kapı ve kontrol odası görev noktaları tek bir "Güvenlik" noktasında birleştirildi, bina ayrımı kaldırıldı; müracaat noktası da bina ayrımı olmadan tanımlandı</w:t>
+            </w:r>
+          </w:p>
+        </w:tc>
+        <w:tc>
+          <w:tcPr>
+            <w:tcW w:type="dxa" w:w="4500"/>
+            <w:tcMar>
+              <w:top w:type="dxa" w:w="70"/>
+              <w:left w:type="dxa" w:w="110"/>
+              <w:bottom w:type="dxa" w:w="70"/>
+              <w:right w:type="dxa" w:w="110"/>
+            </w:tcMar>
+          </w:tcPr>
+          <w:p>
+            <w:pPr>
+              <w:spacing w:after="0" w:line="250"/>
+            </w:pPr>
+            <w:r>
+              <w:rPr>
+                <w:b w:val="false"/>
+                <w:bCs w:val="false"/>
+                <w:sz w:val="19"/>
+                <w:szCs w:val="19"/>
+              </w:rPr>
+              <w:t xml:space="preserve">Kontrol odası zaten ayrı bir yetkinlik değildi (aynı Güvenlik Görevi havuzu); atamanın hangi fiziksel noktaya yazıldığı modelin ihtiyaç duyduğu bir bilgi değil, kim nerede duracağını vardiya şefi belirliyor. Altı nokta üçe indi, toplam kadro sayıları (36 kişi, 7/6/23 havuz) değişmedi</w:t>
+            </w:r>
+          </w:p>
+        </w:tc>
+      </w:tr>
+      <w:tr>
+        <w:tc>
+          <w:tcPr>
+            <w:tcW w:type="dxa" w:w="1200"/>
+            <w:tcMar>
+              <w:top w:type="dxa" w:w="70"/>
+              <w:left w:type="dxa" w:w="110"/>
+              <w:bottom w:type="dxa" w:w="70"/>
+              <w:right w:type="dxa" w:w="110"/>
+            </w:tcMar>
+          </w:tcPr>
+          <w:p>
+            <w:pPr>
+              <w:spacing w:after="0" w:line="250"/>
+            </w:pPr>
+            <w:r>
+              <w:rPr>
+                <w:b w:val="false"/>
+                <w:bCs w:val="false"/>
+                <w:sz w:val="19"/>
+                <w:szCs w:val="19"/>
+              </w:rPr>
+              <w:t xml:space="preserve">07.08.2026</w:t>
+            </w:r>
+          </w:p>
+        </w:tc>
+        <w:tc>
+          <w:tcPr>
+            <w:tcW w:type="dxa" w:w="3300"/>
+            <w:tcMar>
+              <w:top w:type="dxa" w:w="70"/>
+              <w:left w:type="dxa" w:w="110"/>
+              <w:bottom w:type="dxa" w:w="70"/>
+              <w:right w:type="dxa" w:w="110"/>
+            </w:tcMar>
+          </w:tcPr>
+          <w:p>
+            <w:pPr>
+              <w:spacing w:after="0" w:line="250"/>
+            </w:pPr>
+            <w:r>
+              <w:rPr>
+                <w:b w:val="false"/>
+                <w:bCs w:val="false"/>
+                <w:sz w:val="19"/>
+                <w:szCs w:val="19"/>
+              </w:rPr>
+              <w:t xml:space="preserve">Planlama dönemi varsayılanı yirmi sekiz günden bir haftaya düşürüldü, kullanıcı manuel büyütebilir</w:t>
+            </w:r>
+          </w:p>
+        </w:tc>
+        <w:tc>
+          <w:tcPr>
+            <w:tcW w:type="dxa" w:w="4500"/>
+            <w:tcMar>
+              <w:top w:type="dxa" w:w="70"/>
+              <w:left w:type="dxa" w:w="110"/>
+              <w:bottom w:type="dxa" w:w="70"/>
+              <w:right w:type="dxa" w:w="110"/>
+            </w:tcMar>
+          </w:tcPr>
+          <w:p>
+            <w:pPr>
+              <w:spacing w:after="0" w:line="250"/>
+            </w:pPr>
+            <w:r>
+              <w:rPr>
+                <w:b w:val="false"/>
+                <w:bCs w:val="false"/>
+                <w:sz w:val="19"/>
+                <w:szCs w:val="19"/>
+              </w:rPr>
+              <w:t xml:space="preserve">Gerçek kullanımda haftalık planlama daha tipik; yirmi sekiz günlük ölçek performans kabul kriterinde kasıtlı bir stres testi olarak korundu, sistemin daha büyük dönemleri desteklemesi gerekliliği değişmedi</w:t>
             </w:r>
           </w:p>
         </w:tc>
